--- a/pr1_Morillo/Prueba 1.docx
+++ b/pr1_Morillo/Prueba 1.docx
@@ -235,6 +235,43 @@
           </wp:inline>
         </w:drawing>
       </w:r>
+    </w:p>
+    <w:p>
+      <w:pPr>
+        <w:jc w:val="center"/>
+        <w:rPr>
+          <w:lang w:val="en-US"/>
+        </w:rPr>
+      </w:pPr>
+      <w:r>
+        <w:rPr>
+          <w:lang w:val="en-US"/>
+        </w:rPr>
+        <w:t>Link:</w:t>
+      </w:r>
+      <w:r>
+        <w:rPr>
+          <w:lang w:val="en-US"/>
+        </w:rPr>
+        <w:t xml:space="preserve"> </w:t>
+      </w:r>
+      <w:hyperlink r:id="rId7" w:history="1">
+        <w:r>
+          <w:rPr>
+            <w:rStyle w:val="Hipervnculo"/>
+            <w:lang w:val="en-US"/>
+          </w:rPr>
+          <w:t>https://github.com/arieleMM-dev/moviles</w:t>
+        </w:r>
+      </w:hyperlink>
+    </w:p>
+    <w:p>
+      <w:pPr>
+        <w:jc w:val="center"/>
+        <w:rPr>
+          <w:lang w:val="en-US"/>
+        </w:rPr>
+      </w:pPr>
     </w:p>
     <w:sectPr>
       <w:pgSz w:w="11906" w:h="16838"/>
@@ -1163,6 +1200,29 @@
       <w:spacing w:val="5"/>
     </w:rPr>
   </w:style>
+  <w:style w:type="character" w:styleId="Hipervnculo">
+    <w:name w:val="Hyperlink"/>
+    <w:basedOn w:val="Fuentedeprrafopredeter"/>
+    <w:uiPriority w:val="99"/>
+    <w:unhideWhenUsed/>
+    <w:rsid w:val="0023237F"/>
+    <w:rPr>
+      <w:color w:val="467886" w:themeColor="hyperlink"/>
+      <w:u w:val="single"/>
+    </w:rPr>
+  </w:style>
+  <w:style w:type="character" w:styleId="Mencinsinresolver">
+    <w:name w:val="Unresolved Mention"/>
+    <w:basedOn w:val="Fuentedeprrafopredeter"/>
+    <w:uiPriority w:val="99"/>
+    <w:semiHidden/>
+    <w:unhideWhenUsed/>
+    <w:rsid w:val="0023237F"/>
+    <w:rPr>
+      <w:color w:val="605E5C"/>
+      <w:shd w:val="clear" w:color="auto" w:fill="E1DFDD"/>
+    </w:rPr>
+  </w:style>
 </w:styles>
 </file>
 
